--- a/Without_Calasparra/Tab/Tab.1.docx
+++ b/Without_Calasparra/Tab/Tab.1.docx
@@ -10,7 +10,7 @@
       </w:tblPr>
       <w:tblGrid>
         <w:gridCol w:w="1367"/>
-        <w:gridCol w:w="1414"/>
+        <w:gridCol w:w="1439"/>
         <w:gridCol w:w="1311"/>
         <w:gridCol w:w="1431"/>
         <w:gridCol w:w="1439"/>
@@ -99,9 +99,11 @@
             <w:pPr>
               <w:pStyle w:val="Compact"/>
             </w:pPr>
+            <w:proofErr w:type="spellStart"/>
             <w:r>
               <w:t>Bugarra</w:t>
             </w:r>
+            <w:proofErr w:type="spellEnd"/>
           </w:p>
         </w:tc>
         <w:tc>
@@ -185,9 +187,11 @@
             <w:pPr>
               <w:pStyle w:val="Compact"/>
             </w:pPr>
+            <w:proofErr w:type="spellStart"/>
             <w:r>
               <w:t>Drežnica</w:t>
             </w:r>
+            <w:proofErr w:type="spellEnd"/>
           </w:p>
         </w:tc>
         <w:tc>
@@ -271,9 +275,11 @@
             <w:pPr>
               <w:pStyle w:val="Compact"/>
             </w:pPr>
+            <w:proofErr w:type="spellStart"/>
             <w:r>
               <w:t>Henarejos</w:t>
             </w:r>
+            <w:proofErr w:type="spellEnd"/>
           </w:p>
         </w:tc>
         <w:tc>
@@ -1148,7 +1154,7 @@
                 <w:color w:val="000000"/>
                 <w:lang w:val="en-GB" w:eastAsia="en-GB"/>
               </w:rPr>
-              <w:t>-0.000151</w:t>
+              <w:t>-0.000238</w:t>
             </w:r>
           </w:p>
         </w:tc>
@@ -1177,15 +1183,7 @@
                 <w:color w:val="000000"/>
                 <w:lang w:val="en-GB" w:eastAsia="en-GB"/>
               </w:rPr>
-              <w:t>0.00029</w:t>
-            </w:r>
-            <w:r>
-              <w:rPr>
-                <w:rFonts w:eastAsia="Times New Roman" w:cs="Times New Roman"/>
-                <w:color w:val="000000"/>
-                <w:lang w:val="en-GB" w:eastAsia="en-GB"/>
-              </w:rPr>
-              <w:t>9</w:t>
+              <w:t>0.000243</w:t>
             </w:r>
           </w:p>
         </w:tc>
@@ -1214,15 +1212,7 @@
                 <w:color w:val="000000"/>
                 <w:lang w:val="en-GB" w:eastAsia="en-GB"/>
               </w:rPr>
-              <w:t>-0.000</w:t>
-            </w:r>
-            <w:r>
-              <w:rPr>
-                <w:rFonts w:eastAsia="Times New Roman" w:cs="Times New Roman"/>
-                <w:color w:val="000000"/>
-                <w:lang w:val="en-GB" w:eastAsia="en-GB"/>
-              </w:rPr>
-              <w:t>691</w:t>
+              <w:t>-0.000764</w:t>
             </w:r>
           </w:p>
         </w:tc>
@@ -1251,15 +1241,7 @@
                 <w:color w:val="000000"/>
                 <w:lang w:val="en-GB" w:eastAsia="en-GB"/>
               </w:rPr>
-              <w:t>0.00040</w:t>
-            </w:r>
-            <w:r>
-              <w:rPr>
-                <w:rFonts w:eastAsia="Times New Roman" w:cs="Times New Roman"/>
-                <w:color w:val="000000"/>
-                <w:lang w:val="en-GB" w:eastAsia="en-GB"/>
-              </w:rPr>
-              <w:t>7</w:t>
+              <w:t>0.000234</w:t>
             </w:r>
           </w:p>
         </w:tc>
@@ -1318,15 +1300,7 @@
                 <w:color w:val="000000"/>
                 <w:lang w:val="en-GB" w:eastAsia="en-GB"/>
               </w:rPr>
-              <w:t>0.0000</w:t>
-            </w:r>
-            <w:r>
-              <w:rPr>
-                <w:rFonts w:eastAsia="Times New Roman" w:cs="Times New Roman"/>
-                <w:color w:val="000000"/>
-                <w:lang w:val="en-GB" w:eastAsia="en-GB"/>
-              </w:rPr>
-              <w:t>124</w:t>
+              <w:t>0.00000828</w:t>
             </w:r>
           </w:p>
         </w:tc>
@@ -1352,15 +1326,7 @@
                 <w:color w:val="000000"/>
                 <w:lang w:val="en-GB" w:eastAsia="en-GB"/>
               </w:rPr>
-              <w:t>0.0002</w:t>
-            </w:r>
-            <w:r>
-              <w:rPr>
-                <w:rFonts w:eastAsia="Times New Roman" w:cs="Times New Roman"/>
-                <w:color w:val="000000"/>
-                <w:lang w:val="en-GB" w:eastAsia="en-GB"/>
-              </w:rPr>
-              <w:t>41</w:t>
+              <w:t>0.000218</w:t>
             </w:r>
           </w:p>
         </w:tc>
@@ -1386,15 +1352,7 @@
                 <w:color w:val="000000"/>
                 <w:lang w:val="en-GB" w:eastAsia="en-GB"/>
               </w:rPr>
-              <w:t>-0.0004</w:t>
-            </w:r>
-            <w:r>
-              <w:rPr>
-                <w:rFonts w:eastAsia="Times New Roman" w:cs="Times New Roman"/>
-                <w:color w:val="000000"/>
-                <w:lang w:val="en-GB" w:eastAsia="en-GB"/>
-              </w:rPr>
-              <w:t>82</w:t>
+              <w:t>-0.000430</w:t>
             </w:r>
           </w:p>
         </w:tc>
@@ -1420,21 +1378,24 @@
                 <w:color w:val="000000"/>
                 <w:lang w:val="en-GB" w:eastAsia="en-GB"/>
               </w:rPr>
-              <w:t>0.00052</w:t>
-            </w:r>
-            <w:r>
-              <w:rPr>
-                <w:rFonts w:eastAsia="Times New Roman" w:cs="Times New Roman"/>
-                <w:color w:val="000000"/>
-                <w:lang w:val="en-GB" w:eastAsia="en-GB"/>
-              </w:rPr>
-              <w:t>3</w:t>
+              <w:t>0.000425</w:t>
             </w:r>
           </w:p>
         </w:tc>
       </w:tr>
     </w:tbl>
     <w:p/>
+    <w:p/>
+    <w:p>
+      <w:r>
+        <w:t xml:space="preserve">FZ </w:t>
+      </w:r>
+      <w:proofErr w:type="spellStart"/>
+      <w:r>
+        <w:t>porpavljeno</w:t>
+      </w:r>
+      <w:proofErr w:type="spellEnd"/>
+    </w:p>
     <w:sectPr>
       <w:footnotePr>
         <w:numRestart w:val="eachSect"/>
@@ -1793,15 +1754,15 @@
     <w:lsdException w:name="Unresolved Mention" w:semiHidden="1" w:uiPriority="99" w:unhideWhenUsed="1"/>
     <w:lsdException w:name="Smart Link" w:semiHidden="1" w:uiPriority="99" w:unhideWhenUsed="1"/>
   </w:latentStyles>
-  <w:style w:type="paragraph" w:default="1" w:styleId="Navaden">
+  <w:style w:type="paragraph" w:default="1" w:styleId="Normal">
     <w:name w:val="Normal"/>
     <w:qFormat/>
   </w:style>
-  <w:style w:type="paragraph" w:styleId="Naslov1">
+  <w:style w:type="paragraph" w:styleId="Heading1">
     <w:name w:val="heading 1"/>
-    <w:basedOn w:val="Navaden"/>
-    <w:next w:val="Telobesedila"/>
-    <w:link w:val="Naslov1Znak"/>
+    <w:basedOn w:val="Normal"/>
+    <w:next w:val="BodyText"/>
+    <w:link w:val="Heading1Char"/>
     <w:uiPriority w:val="9"/>
     <w:qFormat/>
     <w:rsid w:val="00A10FD9"/>
@@ -1818,11 +1779,11 @@
       <w:szCs w:val="40"/>
     </w:rPr>
   </w:style>
-  <w:style w:type="paragraph" w:styleId="Naslov2">
+  <w:style w:type="paragraph" w:styleId="Heading2">
     <w:name w:val="heading 2"/>
-    <w:basedOn w:val="Navaden"/>
-    <w:next w:val="Telobesedila"/>
-    <w:link w:val="Naslov2Znak"/>
+    <w:basedOn w:val="Normal"/>
+    <w:next w:val="BodyText"/>
+    <w:link w:val="Heading2Char"/>
     <w:uiPriority w:val="9"/>
     <w:semiHidden/>
     <w:unhideWhenUsed/>
@@ -1841,11 +1802,11 @@
       <w:szCs w:val="32"/>
     </w:rPr>
   </w:style>
-  <w:style w:type="paragraph" w:styleId="Naslov3">
+  <w:style w:type="paragraph" w:styleId="Heading3">
     <w:name w:val="heading 3"/>
-    <w:basedOn w:val="Navaden"/>
-    <w:next w:val="Telobesedila"/>
-    <w:link w:val="Naslov3Znak"/>
+    <w:basedOn w:val="Normal"/>
+    <w:next w:val="BodyText"/>
+    <w:link w:val="Heading3Char"/>
     <w:uiPriority w:val="9"/>
     <w:semiHidden/>
     <w:unhideWhenUsed/>
@@ -1864,11 +1825,11 @@
       <w:szCs w:val="28"/>
     </w:rPr>
   </w:style>
-  <w:style w:type="paragraph" w:styleId="Naslov4">
+  <w:style w:type="paragraph" w:styleId="Heading4">
     <w:name w:val="heading 4"/>
-    <w:basedOn w:val="Navaden"/>
-    <w:next w:val="Telobesedila"/>
-    <w:link w:val="Naslov4Znak"/>
+    <w:basedOn w:val="Normal"/>
+    <w:next w:val="BodyText"/>
+    <w:link w:val="Heading4Char"/>
     <w:uiPriority w:val="9"/>
     <w:semiHidden/>
     <w:unhideWhenUsed/>
@@ -1887,11 +1848,11 @@
       <w:color w:val="0F4761" w:themeColor="accent1" w:themeShade="BF"/>
     </w:rPr>
   </w:style>
-  <w:style w:type="paragraph" w:styleId="Naslov5">
+  <w:style w:type="paragraph" w:styleId="Heading5">
     <w:name w:val="heading 5"/>
-    <w:basedOn w:val="Navaden"/>
-    <w:next w:val="Telobesedila"/>
-    <w:link w:val="Naslov5Znak"/>
+    <w:basedOn w:val="Normal"/>
+    <w:next w:val="BodyText"/>
+    <w:link w:val="Heading5Char"/>
     <w:uiPriority w:val="9"/>
     <w:semiHidden/>
     <w:unhideWhenUsed/>
@@ -1908,11 +1869,11 @@
       <w:color w:val="0F4761" w:themeColor="accent1" w:themeShade="BF"/>
     </w:rPr>
   </w:style>
-  <w:style w:type="paragraph" w:styleId="Naslov6">
+  <w:style w:type="paragraph" w:styleId="Heading6">
     <w:name w:val="heading 6"/>
-    <w:basedOn w:val="Navaden"/>
-    <w:next w:val="Telobesedila"/>
-    <w:link w:val="Naslov6Znak"/>
+    <w:basedOn w:val="Normal"/>
+    <w:next w:val="BodyText"/>
+    <w:link w:val="Heading6Char"/>
     <w:uiPriority w:val="9"/>
     <w:semiHidden/>
     <w:unhideWhenUsed/>
@@ -1931,11 +1892,11 @@
       <w:color w:val="595959" w:themeColor="text1" w:themeTint="A6"/>
     </w:rPr>
   </w:style>
-  <w:style w:type="paragraph" w:styleId="Naslov7">
+  <w:style w:type="paragraph" w:styleId="Heading7">
     <w:name w:val="heading 7"/>
-    <w:basedOn w:val="Navaden"/>
-    <w:next w:val="Telobesedila"/>
-    <w:link w:val="Naslov7Znak"/>
+    <w:basedOn w:val="Normal"/>
+    <w:next w:val="BodyText"/>
+    <w:link w:val="Heading7Char"/>
     <w:uiPriority w:val="9"/>
     <w:semiHidden/>
     <w:unhideWhenUsed/>
@@ -1952,11 +1913,11 @@
       <w:color w:val="595959" w:themeColor="text1" w:themeTint="A6"/>
     </w:rPr>
   </w:style>
-  <w:style w:type="paragraph" w:styleId="Naslov8">
+  <w:style w:type="paragraph" w:styleId="Heading8">
     <w:name w:val="heading 8"/>
-    <w:basedOn w:val="Navaden"/>
-    <w:next w:val="Telobesedila"/>
-    <w:link w:val="Naslov8Znak"/>
+    <w:basedOn w:val="Normal"/>
+    <w:next w:val="BodyText"/>
+    <w:link w:val="Heading8Char"/>
     <w:uiPriority w:val="9"/>
     <w:semiHidden/>
     <w:unhideWhenUsed/>
@@ -1975,11 +1936,11 @@
       <w:color w:val="272727" w:themeColor="text1" w:themeTint="D8"/>
     </w:rPr>
   </w:style>
-  <w:style w:type="paragraph" w:styleId="Naslov9">
+  <w:style w:type="paragraph" w:styleId="Heading9">
     <w:name w:val="heading 9"/>
-    <w:basedOn w:val="Navaden"/>
-    <w:next w:val="Telobesedila"/>
-    <w:link w:val="Naslov9Znak"/>
+    <w:basedOn w:val="Normal"/>
+    <w:next w:val="BodyText"/>
+    <w:link w:val="Heading9Char"/>
     <w:uiPriority w:val="9"/>
     <w:semiHidden/>
     <w:unhideWhenUsed/>
@@ -1996,12 +1957,12 @@
       <w:color w:val="272727" w:themeColor="text1" w:themeTint="D8"/>
     </w:rPr>
   </w:style>
-  <w:style w:type="character" w:default="1" w:styleId="Privzetapisavaodstavka">
+  <w:style w:type="character" w:default="1" w:styleId="DefaultParagraphFont">
     <w:name w:val="Default Paragraph Font"/>
     <w:uiPriority w:val="1"/>
     <w:unhideWhenUsed/>
   </w:style>
-  <w:style w:type="table" w:default="1" w:styleId="Navadnatabela">
+  <w:style w:type="table" w:default="1" w:styleId="TableNormal">
     <w:name w:val="Normal Table"/>
     <w:uiPriority w:val="99"/>
     <w:semiHidden/>
@@ -2016,15 +1977,15 @@
       </w:tblCellMar>
     </w:tblPr>
   </w:style>
-  <w:style w:type="numbering" w:default="1" w:styleId="Brezseznama">
+  <w:style w:type="numbering" w:default="1" w:styleId="NoList">
     <w:name w:val="No List"/>
     <w:uiPriority w:val="99"/>
     <w:semiHidden/>
     <w:unhideWhenUsed/>
   </w:style>
-  <w:style w:type="paragraph" w:styleId="Telobesedila">
+  <w:style w:type="paragraph" w:styleId="BodyText">
     <w:name w:val="Body Text"/>
-    <w:basedOn w:val="Navaden"/>
+    <w:basedOn w:val="Normal"/>
     <w:qFormat/>
     <w:pPr>
       <w:spacing w:before="180" w:after="180"/>
@@ -2032,23 +1993,23 @@
   </w:style>
   <w:style w:type="paragraph" w:customStyle="1" w:styleId="FirstParagraph">
     <w:name w:val="First Paragraph"/>
-    <w:basedOn w:val="Telobesedila"/>
-    <w:next w:val="Telobesedila"/>
+    <w:basedOn w:val="BodyText"/>
+    <w:next w:val="BodyText"/>
     <w:qFormat/>
   </w:style>
   <w:style w:type="paragraph" w:customStyle="1" w:styleId="Compact">
     <w:name w:val="Compact"/>
-    <w:basedOn w:val="Telobesedila"/>
+    <w:basedOn w:val="BodyText"/>
     <w:qFormat/>
     <w:pPr>
       <w:spacing w:before="36" w:after="36"/>
     </w:pPr>
   </w:style>
-  <w:style w:type="paragraph" w:styleId="Naslov">
+  <w:style w:type="paragraph" w:styleId="Title">
     <w:name w:val="Title"/>
-    <w:basedOn w:val="Navaden"/>
-    <w:next w:val="Telobesedila"/>
-    <w:link w:val="NaslovZnak"/>
+    <w:basedOn w:val="Normal"/>
+    <w:next w:val="BodyText"/>
+    <w:link w:val="TitleChar"/>
     <w:uiPriority w:val="10"/>
     <w:qFormat/>
     <w:rsid w:val="00A10FD9"/>
@@ -2063,10 +2024,10 @@
       <w:szCs w:val="56"/>
     </w:rPr>
   </w:style>
-  <w:style w:type="character" w:customStyle="1" w:styleId="NaslovZnak">
-    <w:name w:val="Naslov Znak"/>
-    <w:basedOn w:val="Privzetapisavaodstavka"/>
-    <w:link w:val="Naslov"/>
+  <w:style w:type="character" w:customStyle="1" w:styleId="TitleChar">
+    <w:name w:val="Title Char"/>
+    <w:basedOn w:val="DefaultParagraphFont"/>
+    <w:link w:val="Title"/>
     <w:uiPriority w:val="10"/>
     <w:rsid w:val="00A10FD9"/>
     <w:rPr>
@@ -2075,11 +2036,11 @@
       <w:szCs w:val="56"/>
     </w:rPr>
   </w:style>
-  <w:style w:type="paragraph" w:styleId="Podnaslov">
+  <w:style w:type="paragraph" w:styleId="Subtitle">
     <w:name w:val="Subtitle"/>
-    <w:basedOn w:val="Naslov"/>
-    <w:next w:val="Telobesedila"/>
-    <w:link w:val="PodnaslovZnak"/>
+    <w:basedOn w:val="Title"/>
+    <w:next w:val="BodyText"/>
+    <w:link w:val="SubtitleChar"/>
     <w:uiPriority w:val="11"/>
     <w:qFormat/>
     <w:rsid w:val="00A10FD9"/>
@@ -2094,10 +2055,10 @@
       <w:szCs w:val="28"/>
     </w:rPr>
   </w:style>
-  <w:style w:type="character" w:customStyle="1" w:styleId="PodnaslovZnak">
-    <w:name w:val="Podnaslov Znak"/>
-    <w:basedOn w:val="Privzetapisavaodstavka"/>
-    <w:link w:val="Podnaslov"/>
+  <w:style w:type="character" w:customStyle="1" w:styleId="SubtitleChar">
+    <w:name w:val="Subtitle Char"/>
+    <w:basedOn w:val="DefaultParagraphFont"/>
+    <w:link w:val="Subtitle"/>
     <w:uiPriority w:val="11"/>
     <w:rsid w:val="00A10FD9"/>
     <w:rPr>
@@ -2110,8 +2071,8 @@
   </w:style>
   <w:style w:type="paragraph" w:customStyle="1" w:styleId="Author">
     <w:name w:val="Author"/>
-    <w:basedOn w:val="Naslov"/>
-    <w:next w:val="Telobesedila"/>
+    <w:basedOn w:val="Title"/>
+    <w:next w:val="BodyText"/>
     <w:qFormat/>
     <w:pPr>
       <w:keepNext/>
@@ -2122,10 +2083,10 @@
       <w:szCs w:val="24"/>
     </w:rPr>
   </w:style>
-  <w:style w:type="paragraph" w:styleId="Datum">
+  <w:style w:type="paragraph" w:styleId="Date">
     <w:name w:val="Date"/>
-    <w:basedOn w:val="Naslov"/>
-    <w:next w:val="Telobesedila"/>
+    <w:basedOn w:val="Title"/>
+    <w:next w:val="BodyText"/>
     <w:qFormat/>
     <w:pPr>
       <w:keepNext/>
@@ -2138,7 +2099,7 @@
   </w:style>
   <w:style w:type="paragraph" w:customStyle="1" w:styleId="AbstractTitle">
     <w:name w:val="Abstract Title"/>
-    <w:basedOn w:val="Navaden"/>
+    <w:basedOn w:val="Normal"/>
     <w:next w:val="Abstract"/>
     <w:qFormat/>
     <w:pPr>
@@ -2155,8 +2116,8 @@
   </w:style>
   <w:style w:type="paragraph" w:customStyle="1" w:styleId="Abstract">
     <w:name w:val="Abstract"/>
-    <w:basedOn w:val="Navaden"/>
-    <w:next w:val="Telobesedila"/>
+    <w:basedOn w:val="Normal"/>
+    <w:next w:val="BodyText"/>
     <w:qFormat/>
     <w:pPr>
       <w:keepNext/>
@@ -2168,15 +2129,15 @@
       <w:szCs w:val="20"/>
     </w:rPr>
   </w:style>
-  <w:style w:type="paragraph" w:styleId="Bibliografija">
+  <w:style w:type="paragraph" w:styleId="Bibliography">
     <w:name w:val="Bibliography"/>
-    <w:basedOn w:val="Navaden"/>
+    <w:basedOn w:val="Normal"/>
     <w:qFormat/>
   </w:style>
-  <w:style w:type="character" w:customStyle="1" w:styleId="Naslov1Znak">
-    <w:name w:val="Naslov 1 Znak"/>
-    <w:basedOn w:val="Privzetapisavaodstavka"/>
-    <w:link w:val="Naslov1"/>
+  <w:style w:type="character" w:customStyle="1" w:styleId="Heading1Char">
+    <w:name w:val="Heading 1 Char"/>
+    <w:basedOn w:val="DefaultParagraphFont"/>
+    <w:link w:val="Heading1"/>
     <w:uiPriority w:val="9"/>
     <w:rsid w:val="00A10FD9"/>
     <w:rPr>
@@ -2186,10 +2147,10 @@
       <w:szCs w:val="40"/>
     </w:rPr>
   </w:style>
-  <w:style w:type="character" w:customStyle="1" w:styleId="Naslov2Znak">
-    <w:name w:val="Naslov 2 Znak"/>
-    <w:basedOn w:val="Privzetapisavaodstavka"/>
-    <w:link w:val="Naslov2"/>
+  <w:style w:type="character" w:customStyle="1" w:styleId="Heading2Char">
+    <w:name w:val="Heading 2 Char"/>
+    <w:basedOn w:val="DefaultParagraphFont"/>
+    <w:link w:val="Heading2"/>
     <w:uiPriority w:val="9"/>
     <w:semiHidden/>
     <w:rsid w:val="00A10FD9"/>
@@ -2200,10 +2161,10 @@
       <w:szCs w:val="32"/>
     </w:rPr>
   </w:style>
-  <w:style w:type="character" w:customStyle="1" w:styleId="Naslov3Znak">
-    <w:name w:val="Naslov 3 Znak"/>
-    <w:basedOn w:val="Privzetapisavaodstavka"/>
-    <w:link w:val="Naslov3"/>
+  <w:style w:type="character" w:customStyle="1" w:styleId="Heading3Char">
+    <w:name w:val="Heading 3 Char"/>
+    <w:basedOn w:val="DefaultParagraphFont"/>
+    <w:link w:val="Heading3"/>
     <w:uiPriority w:val="9"/>
     <w:semiHidden/>
     <w:rsid w:val="00A10FD9"/>
@@ -2214,10 +2175,10 @@
       <w:szCs w:val="28"/>
     </w:rPr>
   </w:style>
-  <w:style w:type="character" w:customStyle="1" w:styleId="Naslov4Znak">
-    <w:name w:val="Naslov 4 Znak"/>
-    <w:basedOn w:val="Privzetapisavaodstavka"/>
-    <w:link w:val="Naslov4"/>
+  <w:style w:type="character" w:customStyle="1" w:styleId="Heading4Char">
+    <w:name w:val="Heading 4 Char"/>
+    <w:basedOn w:val="DefaultParagraphFont"/>
+    <w:link w:val="Heading4"/>
     <w:uiPriority w:val="9"/>
     <w:semiHidden/>
     <w:rsid w:val="00A10FD9"/>
@@ -2228,10 +2189,10 @@
       <w:color w:val="0F4761" w:themeColor="accent1" w:themeShade="BF"/>
     </w:rPr>
   </w:style>
-  <w:style w:type="character" w:customStyle="1" w:styleId="Naslov5Znak">
-    <w:name w:val="Naslov 5 Znak"/>
-    <w:basedOn w:val="Privzetapisavaodstavka"/>
-    <w:link w:val="Naslov5"/>
+  <w:style w:type="character" w:customStyle="1" w:styleId="Heading5Char">
+    <w:name w:val="Heading 5 Char"/>
+    <w:basedOn w:val="DefaultParagraphFont"/>
+    <w:link w:val="Heading5"/>
     <w:uiPriority w:val="9"/>
     <w:semiHidden/>
     <w:rsid w:val="00A10FD9"/>
@@ -2240,10 +2201,10 @@
       <w:color w:val="0F4761" w:themeColor="accent1" w:themeShade="BF"/>
     </w:rPr>
   </w:style>
-  <w:style w:type="character" w:customStyle="1" w:styleId="Naslov6Znak">
-    <w:name w:val="Naslov 6 Znak"/>
-    <w:basedOn w:val="Privzetapisavaodstavka"/>
-    <w:link w:val="Naslov6"/>
+  <w:style w:type="character" w:customStyle="1" w:styleId="Heading6Char">
+    <w:name w:val="Heading 6 Char"/>
+    <w:basedOn w:val="DefaultParagraphFont"/>
+    <w:link w:val="Heading6"/>
     <w:uiPriority w:val="9"/>
     <w:semiHidden/>
     <w:rsid w:val="00A10FD9"/>
@@ -2254,10 +2215,10 @@
       <w:color w:val="595959" w:themeColor="text1" w:themeTint="A6"/>
     </w:rPr>
   </w:style>
-  <w:style w:type="character" w:customStyle="1" w:styleId="Naslov7Znak">
-    <w:name w:val="Naslov 7 Znak"/>
-    <w:basedOn w:val="Privzetapisavaodstavka"/>
-    <w:link w:val="Naslov7"/>
+  <w:style w:type="character" w:customStyle="1" w:styleId="Heading7Char">
+    <w:name w:val="Heading 7 Char"/>
+    <w:basedOn w:val="DefaultParagraphFont"/>
+    <w:link w:val="Heading7"/>
     <w:uiPriority w:val="9"/>
     <w:semiHidden/>
     <w:rsid w:val="00A10FD9"/>
@@ -2266,10 +2227,10 @@
       <w:color w:val="595959" w:themeColor="text1" w:themeTint="A6"/>
     </w:rPr>
   </w:style>
-  <w:style w:type="character" w:customStyle="1" w:styleId="Naslov8Znak">
-    <w:name w:val="Naslov 8 Znak"/>
-    <w:basedOn w:val="Privzetapisavaodstavka"/>
-    <w:link w:val="Naslov8"/>
+  <w:style w:type="character" w:customStyle="1" w:styleId="Heading8Char">
+    <w:name w:val="Heading 8 Char"/>
+    <w:basedOn w:val="DefaultParagraphFont"/>
+    <w:link w:val="Heading8"/>
     <w:uiPriority w:val="9"/>
     <w:semiHidden/>
     <w:rsid w:val="00A10FD9"/>
@@ -2280,10 +2241,10 @@
       <w:color w:val="272727" w:themeColor="text1" w:themeTint="D8"/>
     </w:rPr>
   </w:style>
-  <w:style w:type="character" w:customStyle="1" w:styleId="Naslov9Znak">
-    <w:name w:val="Naslov 9 Znak"/>
-    <w:basedOn w:val="Privzetapisavaodstavka"/>
-    <w:link w:val="Naslov9"/>
+  <w:style w:type="character" w:customStyle="1" w:styleId="Heading9Char">
+    <w:name w:val="Heading 9 Char"/>
+    <w:basedOn w:val="DefaultParagraphFont"/>
+    <w:link w:val="Heading9"/>
     <w:uiPriority w:val="9"/>
     <w:semiHidden/>
     <w:rsid w:val="00A10FD9"/>
@@ -2292,10 +2253,10 @@
       <w:color w:val="272727" w:themeColor="text1" w:themeTint="D8"/>
     </w:rPr>
   </w:style>
-  <w:style w:type="paragraph" w:styleId="Blokbesedila">
+  <w:style w:type="paragraph" w:styleId="BlockText">
     <w:name w:val="Block Text"/>
-    <w:basedOn w:val="Telobesedila"/>
-    <w:next w:val="Telobesedila"/>
+    <w:basedOn w:val="BodyText"/>
+    <w:next w:val="BodyText"/>
     <w:uiPriority w:val="9"/>
     <w:unhideWhenUsed/>
     <w:qFormat/>
@@ -2304,17 +2265,17 @@
       <w:ind w:left="480" w:right="480"/>
     </w:pPr>
   </w:style>
-  <w:style w:type="paragraph" w:styleId="Sprotnaopomba-besedilo">
+  <w:style w:type="paragraph" w:styleId="FootnoteText">
     <w:name w:val="footnote text"/>
-    <w:basedOn w:val="Navaden"/>
+    <w:basedOn w:val="Normal"/>
     <w:uiPriority w:val="9"/>
     <w:unhideWhenUsed/>
     <w:qFormat/>
   </w:style>
   <w:style w:type="paragraph" w:customStyle="1" w:styleId="FootnoteBlockText">
     <w:name w:val="Footnote Block Text"/>
-    <w:basedOn w:val="Sprotnaopomba-besedilo"/>
-    <w:next w:val="Sprotnaopomba-besedilo"/>
+    <w:basedOn w:val="FootnoteText"/>
+    <w:next w:val="FootnoteText"/>
     <w:uiPriority w:val="9"/>
     <w:unhideWhenUsed/>
     <w:qFormat/>
@@ -2354,7 +2315,7 @@
   </w:style>
   <w:style w:type="paragraph" w:customStyle="1" w:styleId="DefinitionTerm">
     <w:name w:val="Definition Term"/>
-    <w:basedOn w:val="Navaden"/>
+    <w:basedOn w:val="Normal"/>
     <w:next w:val="Definition"/>
     <w:pPr>
       <w:keepNext/>
@@ -2367,12 +2328,12 @@
   </w:style>
   <w:style w:type="paragraph" w:customStyle="1" w:styleId="Definition">
     <w:name w:val="Definition"/>
-    <w:basedOn w:val="Navaden"/>
-  </w:style>
-  <w:style w:type="paragraph" w:styleId="Napis">
+    <w:basedOn w:val="Normal"/>
+  </w:style>
+  <w:style w:type="paragraph" w:styleId="Caption">
     <w:name w:val="caption"/>
-    <w:basedOn w:val="Navaden"/>
-    <w:link w:val="NapisZnak"/>
+    <w:basedOn w:val="Normal"/>
+    <w:link w:val="CaptionChar"/>
     <w:pPr>
       <w:spacing w:after="120"/>
     </w:pPr>
@@ -2382,18 +2343,18 @@
   </w:style>
   <w:style w:type="paragraph" w:customStyle="1" w:styleId="TableCaption">
     <w:name w:val="Table Caption"/>
-    <w:basedOn w:val="Napis"/>
+    <w:basedOn w:val="Caption"/>
     <w:pPr>
       <w:keepNext/>
     </w:pPr>
   </w:style>
   <w:style w:type="paragraph" w:customStyle="1" w:styleId="ImageCaption">
     <w:name w:val="Image Caption"/>
-    <w:basedOn w:val="Napis"/>
+    <w:basedOn w:val="Caption"/>
   </w:style>
   <w:style w:type="paragraph" w:customStyle="1" w:styleId="Figure">
     <w:name w:val="Figure"/>
-    <w:basedOn w:val="Navaden"/>
+    <w:basedOn w:val="Normal"/>
   </w:style>
   <w:style w:type="paragraph" w:customStyle="1" w:styleId="CaptionedFigure">
     <w:name w:val="Captioned Figure"/>
@@ -2402,14 +2363,14 @@
       <w:keepNext/>
     </w:pPr>
   </w:style>
-  <w:style w:type="character" w:customStyle="1" w:styleId="NapisZnak">
-    <w:name w:val="Napis Znak"/>
-    <w:basedOn w:val="Privzetapisavaodstavka"/>
-    <w:link w:val="Napis"/>
+  <w:style w:type="character" w:customStyle="1" w:styleId="CaptionChar">
+    <w:name w:val="Caption Char"/>
+    <w:basedOn w:val="DefaultParagraphFont"/>
+    <w:link w:val="Caption"/>
   </w:style>
   <w:style w:type="character" w:customStyle="1" w:styleId="VerbatimChar">
     <w:name w:val="Verbatim Char"/>
-    <w:basedOn w:val="NapisZnak"/>
+    <w:basedOn w:val="CaptionChar"/>
     <w:link w:val="SourceCode"/>
     <w:rPr>
       <w:rFonts w:ascii="Consolas" w:hAnsi="Consolas"/>
@@ -2418,26 +2379,26 @@
   </w:style>
   <w:style w:type="character" w:customStyle="1" w:styleId="SectionNumber">
     <w:name w:val="Section Number"/>
-    <w:basedOn w:val="NapisZnak"/>
-  </w:style>
-  <w:style w:type="character" w:styleId="Sprotnaopomba-sklic">
+    <w:basedOn w:val="CaptionChar"/>
+  </w:style>
+  <w:style w:type="character" w:styleId="FootnoteReference">
     <w:name w:val="footnote reference"/>
-    <w:basedOn w:val="NapisZnak"/>
+    <w:basedOn w:val="CaptionChar"/>
     <w:rPr>
       <w:vertAlign w:val="superscript"/>
     </w:rPr>
   </w:style>
-  <w:style w:type="character" w:styleId="Hiperpovezava">
+  <w:style w:type="character" w:styleId="Hyperlink">
     <w:name w:val="Hyperlink"/>
-    <w:basedOn w:val="NapisZnak"/>
+    <w:basedOn w:val="CaptionChar"/>
     <w:rPr>
       <w:color w:val="156082" w:themeColor="accent1"/>
     </w:rPr>
   </w:style>
-  <w:style w:type="paragraph" w:styleId="NaslovTOC">
+  <w:style w:type="paragraph" w:styleId="TOCHeading">
     <w:name w:val="TOC Heading"/>
-    <w:basedOn w:val="Naslov1"/>
-    <w:next w:val="Telobesedila"/>
+    <w:basedOn w:val="Heading1"/>
+    <w:next w:val="BodyText"/>
     <w:uiPriority w:val="39"/>
     <w:unhideWhenUsed/>
     <w:qFormat/>
@@ -2448,7 +2409,7 @@
   </w:style>
   <w:style w:type="paragraph" w:customStyle="1" w:styleId="SourceCode">
     <w:name w:val="Source Code"/>
-    <w:basedOn w:val="Navaden"/>
+    <w:basedOn w:val="Normal"/>
     <w:link w:val="VerbatimChar"/>
     <w:pPr>
       <w:shd w:val="clear" w:color="auto" w:fill="F8F8F8"/>
@@ -2780,7 +2741,7 @@
   </w:style>
   <w:style w:type="character" w:customStyle="1" w:styleId="gpwvoe5cb5b">
     <w:name w:val="gpwvoe5cb5b"/>
-    <w:basedOn w:val="Privzetapisavaodstavka"/>
+    <w:basedOn w:val="DefaultParagraphFont"/>
     <w:rsid w:val="00994B2B"/>
   </w:style>
 </w:styles>

--- a/Without_Calasparra/Tab/Tab.1.docx
+++ b/Without_Calasparra/Tab/Tab.1.docx
@@ -116,7 +116,7 @@
               <w:jc w:val="right"/>
             </w:pPr>
             <w:r>
-              <w:t>-0.0000753</w:t>
+              <w:t>-0.0000558</w:t>
             </w:r>
           </w:p>
         </w:tc>
@@ -133,7 +133,7 @@
               <w:t>0.0002</w:t>
             </w:r>
             <w:r>
-              <w:t>61</w:t>
+              <w:t>36</w:t>
             </w:r>
           </w:p>
         </w:tc>
@@ -150,7 +150,7 @@
               <w:t>-0.000</w:t>
             </w:r>
             <w:r>
-              <w:t>596</w:t>
+              <w:t>453</w:t>
             </w:r>
           </w:p>
         </w:tc>
@@ -167,13 +167,7 @@
               <w:t>0.000</w:t>
             </w:r>
             <w:r>
-              <w:t>4</w:t>
-            </w:r>
-            <w:r>
-              <w:t>0</w:t>
-            </w:r>
-            <w:r>
-              <w:t>4</w:t>
+              <w:t>378</w:t>
             </w:r>
           </w:p>
         </w:tc>
@@ -204,64 +198,70 @@
               <w:jc w:val="right"/>
             </w:pPr>
             <w:r>
-              <w:t>-0.0002</w:t>
-            </w:r>
-            <w:r>
-              <w:t>96</w:t>
-            </w:r>
-          </w:p>
-        </w:tc>
-        <w:tc>
-          <w:tcPr>
-            <w:tcW w:w="0" w:type="auto"/>
-          </w:tcPr>
-          <w:p>
-            <w:pPr>
-              <w:pStyle w:val="Compact"/>
-              <w:jc w:val="right"/>
-            </w:pPr>
-            <w:r>
-              <w:t>0.000058</w:t>
+              <w:t>-0.000</w:t>
+            </w:r>
+            <w:r>
+              <w:t>290</w:t>
+            </w:r>
+          </w:p>
+        </w:tc>
+        <w:tc>
+          <w:tcPr>
+            <w:tcW w:w="0" w:type="auto"/>
+          </w:tcPr>
+          <w:p>
+            <w:pPr>
+              <w:pStyle w:val="Compact"/>
+              <w:jc w:val="right"/>
+            </w:pPr>
+            <w:r>
+              <w:t>2.60</w:t>
+            </w:r>
+            <w:r>
+              <w:t>x10</w:t>
+            </w:r>
+            <w:r>
+              <w:rPr>
+                <w:vertAlign w:val="superscript"/>
+              </w:rPr>
+              <w:t>-19</w:t>
+            </w:r>
+          </w:p>
+        </w:tc>
+        <w:tc>
+          <w:tcPr>
+            <w:tcW w:w="0" w:type="auto"/>
+          </w:tcPr>
+          <w:p>
+            <w:pPr>
+              <w:pStyle w:val="Compact"/>
+              <w:jc w:val="right"/>
+            </w:pPr>
+            <w:r>
+              <w:t>-0.000</w:t>
+            </w:r>
+            <w:r>
+              <w:t>290</w:t>
+            </w:r>
+          </w:p>
+        </w:tc>
+        <w:tc>
+          <w:tcPr>
+            <w:tcW w:w="0" w:type="auto"/>
+          </w:tcPr>
+          <w:p>
+            <w:pPr>
+              <w:pStyle w:val="Compact"/>
+              <w:jc w:val="right"/>
+            </w:pPr>
+            <w:r>
+              <w:t>-0.000</w:t>
             </w:r>
             <w:r>
               <w:t>2</w:t>
             </w:r>
-          </w:p>
-        </w:tc>
-        <w:tc>
-          <w:tcPr>
-            <w:tcW w:w="0" w:type="auto"/>
-          </w:tcPr>
-          <w:p>
-            <w:pPr>
-              <w:pStyle w:val="Compact"/>
-              <w:jc w:val="right"/>
-            </w:pPr>
-            <w:r>
-              <w:t>-0.000</w:t>
-            </w:r>
-            <w:r>
-              <w:t>4</w:t>
-            </w:r>
-            <w:r>
-              <w:t>08</w:t>
-            </w:r>
-          </w:p>
-        </w:tc>
-        <w:tc>
-          <w:tcPr>
-            <w:tcW w:w="0" w:type="auto"/>
-          </w:tcPr>
-          <w:p>
-            <w:pPr>
-              <w:pStyle w:val="Compact"/>
-              <w:jc w:val="right"/>
-            </w:pPr>
-            <w:r>
-              <w:t>-0.000</w:t>
-            </w:r>
-            <w:r>
-              <w:t>202</w:t>
+            <w:r>
+              <w:t>90</w:t>
             </w:r>
           </w:p>
         </w:tc>
@@ -295,27 +295,39 @@
               <w:t>0.0000</w:t>
             </w:r>
             <w:r>
-              <w:t>857</w:t>
-            </w:r>
-          </w:p>
-        </w:tc>
-        <w:tc>
-          <w:tcPr>
-            <w:tcW w:w="0" w:type="auto"/>
-          </w:tcPr>
-          <w:p>
-            <w:pPr>
-              <w:pStyle w:val="Compact"/>
-              <w:jc w:val="right"/>
-            </w:pPr>
-            <w:r>
-              <w:t>0.0001</w:t>
-            </w:r>
-            <w:r>
-              <w:t>3</w:t>
-            </w:r>
-            <w:r>
-              <w:t>0</w:t>
+              <w:t>522</w:t>
+            </w:r>
+          </w:p>
+        </w:tc>
+        <w:tc>
+          <w:tcPr>
+            <w:tcW w:w="0" w:type="auto"/>
+          </w:tcPr>
+          <w:p>
+            <w:pPr>
+              <w:pStyle w:val="Compact"/>
+              <w:jc w:val="right"/>
+            </w:pPr>
+            <w:r>
+              <w:t>7.41</w:t>
+            </w:r>
+            <w:r>
+              <w:t xml:space="preserve"> </w:t>
+            </w:r>
+            <w:r>
+              <w:t>x10</w:t>
+            </w:r>
+            <w:r>
+              <w:rPr>
+                <w:vertAlign w:val="superscript"/>
+              </w:rPr>
+              <w:t>-</w:t>
+            </w:r>
+            <w:r>
+              <w:rPr>
+                <w:vertAlign w:val="superscript"/>
+              </w:rPr>
+              <w:t>5</w:t>
             </w:r>
           </w:p>
         </w:tc>
@@ -332,24 +344,24 @@
               <w:t>-0.000</w:t>
             </w:r>
             <w:r>
-              <w:t>114</w:t>
-            </w:r>
-          </w:p>
-        </w:tc>
-        <w:tc>
-          <w:tcPr>
-            <w:tcW w:w="0" w:type="auto"/>
-          </w:tcPr>
-          <w:p>
-            <w:pPr>
-              <w:pStyle w:val="Compact"/>
-              <w:jc w:val="right"/>
-            </w:pPr>
-            <w:r>
-              <w:t>0.0003</w:t>
-            </w:r>
-            <w:r>
-              <w:t>86</w:t>
+              <w:t>0725</w:t>
+            </w:r>
+          </w:p>
+        </w:tc>
+        <w:tc>
+          <w:tcPr>
+            <w:tcW w:w="0" w:type="auto"/>
+          </w:tcPr>
+          <w:p>
+            <w:pPr>
+              <w:pStyle w:val="Compact"/>
+              <w:jc w:val="right"/>
+            </w:pPr>
+            <w:r>
+              <w:t>0.000</w:t>
+            </w:r>
+            <w:r>
+              <w:t>203</w:t>
             </w:r>
           </w:p>
         </w:tc>
@@ -381,7 +393,10 @@
               <w:t>0.0000</w:t>
             </w:r>
             <w:r>
-              <w:t>298</w:t>
+              <w:t>29</w:t>
+            </w:r>
+            <w:r>
+              <w:t>2</w:t>
             </w:r>
           </w:p>
         </w:tc>
@@ -398,7 +413,10 @@
               <w:t>0.0001</w:t>
             </w:r>
             <w:r>
-              <w:t>80</w:t>
+              <w:t>8</w:t>
+            </w:r>
+            <w:r>
+              <w:t>8</w:t>
             </w:r>
           </w:p>
         </w:tc>
@@ -415,10 +433,10 @@
               <w:t>-0.000</w:t>
             </w:r>
             <w:r>
-              <w:t>2</w:t>
-            </w:r>
-            <w:r>
-              <w:t>61</w:t>
+              <w:t>34</w:t>
+            </w:r>
+            <w:r>
+              <w:t>1</w:t>
             </w:r>
           </w:p>
         </w:tc>
@@ -435,10 +453,7 @@
               <w:t>0.000</w:t>
             </w:r>
             <w:r>
-              <w:t>4</w:t>
-            </w:r>
-            <w:r>
-              <w:t>02</w:t>
+              <w:t>375</w:t>
             </w:r>
           </w:p>
         </w:tc>
@@ -470,7 +485,7 @@
               <w:t>-0.0002</w:t>
             </w:r>
             <w:r>
-              <w:t>23</w:t>
+              <w:t>40</w:t>
             </w:r>
           </w:p>
         </w:tc>
@@ -490,24 +505,27 @@
               <w:t>2</w:t>
             </w:r>
             <w:r>
-              <w:t>89</w:t>
-            </w:r>
-          </w:p>
-        </w:tc>
-        <w:tc>
-          <w:tcPr>
-            <w:tcW w:w="0" w:type="auto"/>
-          </w:tcPr>
-          <w:p>
-            <w:pPr>
-              <w:pStyle w:val="Compact"/>
-              <w:jc w:val="right"/>
-            </w:pPr>
-            <w:r>
-              <w:t>-0.0008</w:t>
-            </w:r>
-            <w:r>
-              <w:t>22</w:t>
+              <w:t>8</w:t>
+            </w:r>
+            <w:r>
+              <w:t>1</w:t>
+            </w:r>
+          </w:p>
+        </w:tc>
+        <w:tc>
+          <w:tcPr>
+            <w:tcW w:w="0" w:type="auto"/>
+          </w:tcPr>
+          <w:p>
+            <w:pPr>
+              <w:pStyle w:val="Compact"/>
+              <w:jc w:val="right"/>
+            </w:pPr>
+            <w:r>
+              <w:t>-0.000</w:t>
+            </w:r>
+            <w:r>
+              <w:t>699</w:t>
             </w:r>
           </w:p>
         </w:tc>
@@ -524,7 +542,10 @@
               <w:t>0.000</w:t>
             </w:r>
             <w:r>
-              <w:t>231</w:t>
+              <w:t>21</w:t>
+            </w:r>
+            <w:r>
+              <w:t>6</w:t>
             </w:r>
           </w:p>
         </w:tc>
@@ -657,7 +678,7 @@
                 <w:color w:val="000000"/>
                 <w:lang w:eastAsia="en-GB"/>
               </w:rPr>
-              <w:t>60</w:t>
+              <w:t>38</w:t>
             </w:r>
           </w:p>
         </w:tc>
@@ -706,7 +727,7 @@
                 <w:color w:val="000000"/>
                 <w:lang w:eastAsia="en-GB"/>
               </w:rPr>
-              <w:t>52</w:t>
+              <w:t>43</w:t>
             </w:r>
           </w:p>
         </w:tc>
@@ -755,7 +776,7 @@
                 <w:color w:val="000000"/>
                 <w:lang w:eastAsia="en-GB"/>
               </w:rPr>
-              <w:t>891</w:t>
+              <w:t>764</w:t>
             </w:r>
           </w:p>
         </w:tc>
@@ -804,7 +825,7 @@
                 <w:color w:val="000000"/>
                 <w:lang w:eastAsia="en-GB"/>
               </w:rPr>
-              <w:t>178</w:t>
+              <w:t>234</w:t>
             </w:r>
           </w:p>
         </w:tc>
@@ -844,15 +865,7 @@
                 <w:color w:val="000000"/>
                 <w:lang w:eastAsia="en-GB"/>
               </w:rPr>
-              <w:t>0.0000</w:t>
-            </w:r>
-            <w:r>
-              <w:rPr>
-                <w:rFonts w:eastAsia="Times New Roman" w:cs="Times New Roman"/>
-                <w:color w:val="000000"/>
-                <w:lang w:eastAsia="en-GB"/>
-              </w:rPr>
-              <w:t>356</w:t>
+              <w:t>0.00000828</w:t>
             </w:r>
           </w:p>
         </w:tc>
@@ -909,7 +922,7 @@
                 <w:color w:val="000000"/>
                 <w:lang w:eastAsia="en-GB"/>
               </w:rPr>
-              <w:t>36</w:t>
+              <w:t>18</w:t>
             </w:r>
           </w:p>
         </w:tc>
@@ -966,7 +979,7 @@
                 <w:color w:val="000000"/>
                 <w:lang w:eastAsia="en-GB"/>
               </w:rPr>
-              <w:t>340</w:t>
+              <w:t>430</w:t>
             </w:r>
           </w:p>
         </w:tc>
@@ -1015,7 +1028,7 @@
                 <w:color w:val="000000"/>
                 <w:lang w:eastAsia="en-GB"/>
               </w:rPr>
-              <w:t>520</w:t>
+              <w:t>425</w:t>
             </w:r>
           </w:p>
         </w:tc>
@@ -1385,17 +1398,6 @@
       </w:tr>
     </w:tbl>
     <w:p/>
-    <w:p/>
-    <w:p>
-      <w:r>
-        <w:t xml:space="preserve">FZ </w:t>
-      </w:r>
-      <w:proofErr w:type="spellStart"/>
-      <w:r>
-        <w:t>porpavljeno</w:t>
-      </w:r>
-      <w:proofErr w:type="spellEnd"/>
-    </w:p>
     <w:sectPr>
       <w:footnotePr>
         <w:numRestart w:val="eachSect"/>
